--- a/Reactivos_por_Dimension/21_Impunidad.docx
+++ b/Reactivos_por_Dimension/21_Impunidad.docx
@@ -77,7 +77,7 @@
         <w:spacing w:after="150" w:before="300"/>
       </w:pPr>
       <w:r>
-        <w:t xml:space="preserve">Reactivos de la dimensión 21. Impunidad (3 reactivos)</w:t>
+        <w:t xml:space="preserve">Reactivos de la dimensión 21. Impunidad (10 reactivos)</w:t>
       </w:r>
     </w:p>
     <w:p>
@@ -86,7 +86,7 @@
         <w:spacing w:after="100" w:before="200"/>
       </w:pPr>
       <w:r>
-        <w:t xml:space="preserve">R073 — Percepción de baja probabilidad de ser descubierto</w:t>
+        <w:t xml:space="preserve">R201 — Opinión/Actitud — indicador 1 (Percepción declarada de baja probabilidad de ser descubierto al actuar…)</w:t>
       </w:r>
     </w:p>
     <w:p>
@@ -131,7 +131,7 @@
         <w:t xml:space="preserve">Pregunta completa (variante base): </w:t>
       </w:r>
       <w:r>
-        <w:t xml:space="preserve">¿Qué tan de acuerdo estás con la siguiente idea: 'Si actúo con cuidado, es poco probable que alguien descubra una conducta deshonesta mía'?</w:t>
+        <w:t xml:space="preserve">¿Qué tan de acuerdo estás con la siguiente idea: "Si uno actúa con cuidado, es poco probable que alguien descubra una conducta deshonesta propia"?</w:t>
       </w:r>
     </w:p>
     <w:p>
@@ -152,34 +152,43 @@
         <w:ind w:left="200"/>
       </w:pPr>
       <w:r>
-        <w:t xml:space="preserve">Variante 1 (base): ¿Qué tan de acuerdo estás con la siguiente idea: 'Si actúo con cuidado, es poco probable que alguien descubra una conducta deshonesta mía'?</w:t>
-      </w:r>
-    </w:p>
-    <w:p>
-      <w:pPr>
-        <w:spacing w:after="60"/>
-        <w:ind w:left="200"/>
-      </w:pPr>
-      <w:r>
-        <w:t xml:space="preserve">Variante 2: ¿Qué tan de acuerdo estás con la siguiente idea: 'Si nadie ha revisado algo hasta ahora, es poco probable que lo revisen justo cuando yo cometa un error'?</w:t>
-      </w:r>
-    </w:p>
-    <w:p>
-      <w:pPr>
-        <w:spacing w:after="60"/>
-        <w:ind w:left="200"/>
-      </w:pPr>
-      <w:r>
-        <w:t xml:space="preserve">Variante 3: ¿Qué tan de acuerdo estás con la siguiente idea: 'La mayoría de los controles o auditorías son más de forma que de fondo, así que rara vez detectan algo real'?</w:t>
-      </w:r>
-    </w:p>
-    <w:p>
-      <w:pPr>
-        <w:spacing w:after="60"/>
-        <w:ind w:left="200"/>
-      </w:pPr>
-      <w:r>
-        <w:t xml:space="preserve">Variante 4: ¿Qué tan de acuerdo estás con la siguiente idea: 'Si uno actúa con cuidado y no deja rastro obvio, las probabilidades de que lo descubran son bajas'?</w:t>
+        <w:t xml:space="preserve">Variante 1 (base): ¿Qué tan de acuerdo estás con la siguiente idea: "Si uno actúa con cuidado, es poco probable que alguien descubra una conducta deshonesta propia"?</w:t>
+      </w:r>
+    </w:p>
+    <w:p>
+      <w:pPr>
+        <w:spacing w:after="60"/>
+        <w:ind w:left="200"/>
+      </w:pPr>
+      <w:r>
+        <w:t xml:space="preserve">Variante 2: En términos generales, ¿qué tan de acuerdo o en desacuerdo estás con esta afirmación: "Si uno actúa con cuidado, es poco probable que alguien descubra una conducta deshonesta propia"?</w:t>
+      </w:r>
+    </w:p>
+    <w:p>
+      <w:pPr>
+        <w:spacing w:after="60"/>
+        <w:ind w:left="200"/>
+      </w:pPr>
+      <w:r>
+        <w:t xml:space="preserve">Variante 3: Lee la siguiente frase e indica tu nivel de acuerdo: "Si uno actúa con cuidado, es poco probable que alguien descubra una conducta deshonesta propia".</w:t>
+      </w:r>
+    </w:p>
+    <w:p>
+      <w:pPr>
+        <w:spacing w:after="60"/>
+        <w:ind w:left="200"/>
+      </w:pPr>
+      <w:r>
+        <w:t xml:space="preserve">Variante 4: ¿Hasta qué punto compartes esta forma de pensar: "Si uno actúa con cuidado, es poco probable que alguien descubra una conducta deshonesta propia"?</w:t>
+      </w:r>
+    </w:p>
+    <w:p>
+      <w:pPr>
+        <w:spacing w:after="60"/>
+        <w:ind w:left="200"/>
+      </w:pPr>
+      <w:r>
+        <w:t xml:space="preserve">Variante 5: Marca qué tan de acuerdo estás con la siguiente idea: "Si uno actúa con cuidado, es poco probable que alguien descubra una conducta deshonesta propia".</w:t>
       </w:r>
     </w:p>
     <w:p>
@@ -254,7 +263,7 @@
         <w:t xml:space="preserve">Reactivos de contraste (par espejo): </w:t>
       </w:r>
       <w:r>
-        <w:t xml:space="preserve">No aplica (las dimensiones Contextuales no tienen par espejo obligatorio, Fase 2 Sección 6).</w:t>
+        <w:t xml:space="preserve">R202 (par espejo 1 de la dimensión)</w:t>
       </w:r>
     </w:p>
     <w:p>
@@ -268,7 +277,7 @@
         <w:spacing w:after="100" w:before="200"/>
       </w:pPr>
       <w:r>
-        <w:t xml:space="preserve">R074 — Historial percibido de conductas sin consecuencias</w:t>
+        <w:t xml:space="preserve">R202 — Intención futura — indicador 1 (Percepción declarada de baja probabilidad de ser descubierto al actuar…)</w:t>
       </w:r>
     </w:p>
     <w:p>
@@ -283,7 +292,7 @@
         <w:t xml:space="preserve">Tipo de reactivo: </w:t>
       </w:r>
       <w:r>
-        <w:t xml:space="preserve">3-Involucramiento pasado</w:t>
+        <w:t xml:space="preserve">6-Intención futura</w:t>
       </w:r>
     </w:p>
     <w:p>
@@ -298,7 +307,7 @@
         <w:t xml:space="preserve">Indicador conductual (Fase 1): </w:t>
       </w:r>
       <w:r>
-        <w:t xml:space="preserve">Historial percibido de conductas deshonestas propias sin consecuencias.</w:t>
+        <w:t xml:space="preserve">Percepción declarada de baja probabilidad de ser descubierto al actuar deshonestamente.</w:t>
       </w:r>
     </w:p>
     <w:p>
@@ -313,7 +322,7 @@
         <w:t xml:space="preserve">Pregunta completa (variante base): </w:t>
       </w:r>
       <w:r>
-        <w:t xml:space="preserve">Pensando en tu propio historial, ¿cuántas veces has actuado de forma deshonesta y no has enfrentado ninguna consecuencia real por ello?</w:t>
+        <w:t xml:space="preserve">Si estuvieras seguro de que nadie descubriría una conducta deshonesta tuya, ¿qué tan de acuerdo estás con que de todas formas no la cometerías?</w:t>
       </w:r>
     </w:p>
     <w:p>
@@ -334,34 +343,43 @@
         <w:ind w:left="200"/>
       </w:pPr>
       <w:r>
-        <w:t xml:space="preserve">Variante 1 (base): Pensando en tu propio historial, ¿cuántas veces has actuado de forma deshonesta y no has enfrentado ninguna consecuencia real por ello?</w:t>
-      </w:r>
-    </w:p>
-    <w:p>
-      <w:pPr>
-        <w:spacing w:after="60"/>
-        <w:ind w:left="200"/>
-      </w:pPr>
-      <w:r>
-        <w:t xml:space="preserve">Variante 2: Pensando en tu propio historial, ¿cuántas veces te has saltado una regla o un proceso, sabiendo que lo hacías, y no ha pasado nada?</w:t>
-      </w:r>
-    </w:p>
-    <w:p>
-      <w:pPr>
-        <w:spacing w:after="60"/>
-        <w:ind w:left="200"/>
-      </w:pPr>
-      <w:r>
-        <w:t xml:space="preserve">Variante 3: Pensando en tu propio historial, ¿cuántas veces has cometido un error importante que nadie más llegó a notar ni a revisar?</w:t>
-      </w:r>
-    </w:p>
-    <w:p>
-      <w:pPr>
-        <w:spacing w:after="60"/>
-        <w:ind w:left="200"/>
-      </w:pPr>
-      <w:r>
-        <w:t xml:space="preserve">Variante 4: Pensando en tu propio historial, ¿cuántas veces esperabas una consecuencia por algo que hiciste y esa consecuencia nunca llegó?</w:t>
+        <w:t xml:space="preserve">Variante 1 (base): Si estuvieras seguro de que nadie descubriría una conducta deshonesta tuya, ¿qué tan de acuerdo estás con que de todas formas no la cometerías?</w:t>
+      </w:r>
+    </w:p>
+    <w:p>
+      <w:pPr>
+        <w:spacing w:after="60"/>
+        <w:ind w:left="200"/>
+      </w:pPr>
+      <w:r>
+        <w:t xml:space="preserve">Variante 2: Imagina que estuvieras seguro de que nadie descubriría una conducta deshonesta tuya. ¿Qué tan de acuerdo estás con que de todas formas no la cometerías?</w:t>
+      </w:r>
+    </w:p>
+    <w:p>
+      <w:pPr>
+        <w:spacing w:after="60"/>
+        <w:ind w:left="200"/>
+      </w:pPr>
+      <w:r>
+        <w:t xml:space="preserve">Variante 3: Ante esta situación: estuvieras seguro de que nadie descubriría una conducta deshonesta tuya, ¿qué tan de acuerdo estás con que de todas formas no la cometerías?</w:t>
+      </w:r>
+    </w:p>
+    <w:p>
+      <w:pPr>
+        <w:spacing w:after="60"/>
+        <w:ind w:left="200"/>
+      </w:pPr>
+      <w:r>
+        <w:t xml:space="preserve">Variante 4: Supón que estuvieras seguro de que nadie descubriría una conducta deshonesta tuya. ¿Qué tan de acuerdo estás en que de todas formas no la cometerías?</w:t>
+      </w:r>
+    </w:p>
+    <w:p>
+      <w:pPr>
+        <w:spacing w:after="60"/>
+        <w:ind w:left="200"/>
+      </w:pPr>
+      <w:r>
+        <w:t xml:space="preserve">Variante 5: Estuvieras seguro de que nadie descubriría una conducta deshonesta tuya. ¿Qué tan de acuerdo estás con que de todas formas no la cometerías?</w:t>
       </w:r>
     </w:p>
     <w:p>
@@ -376,7 +394,7 @@
         <w:t xml:space="preserve">Opciones de respuesta y valor de cada una: </w:t>
       </w:r>
       <w:r>
-        <w:t xml:space="preserve">Ninguna vez (0) / Una vez (1) / Pocas veces (2) / Varias veces (3) / Muchas veces o de forma habitual (4)</w:t>
+        <w:t xml:space="preserve">Totalmente en desacuerdo (0) / En desacuerdo (1) / Algo de acuerdo (2) / De acuerdo (3) / Totalmente de acuerdo (4)</w:t>
       </w:r>
     </w:p>
     <w:p>
@@ -391,7 +409,7 @@
         <w:t xml:space="preserve">Dirección: </w:t>
       </w:r>
       <w:r>
-        <w:t xml:space="preserve">Directo</w:t>
+        <w:t xml:space="preserve">Inverso</w:t>
       </w:r>
     </w:p>
     <w:p>
@@ -406,7 +424,7 @@
         <w:t xml:space="preserve">Respuesta de menor riesgo: </w:t>
       </w:r>
       <w:r>
-        <w:t xml:space="preserve">Ninguna vez (valor 0)</w:t>
+        <w:t xml:space="preserve">Totalmente de acuerdo (valor 4)</w:t>
       </w:r>
     </w:p>
     <w:p>
@@ -421,7 +439,7 @@
         <w:t xml:space="preserve">Valor psicométrico (cómo se transforma la respuesta cruda): </w:t>
       </w:r>
       <w:r>
-        <w:t xml:space="preserve">Escala 0-4 según el orden de las opciones listado arriba; reactivo directo, sin inversión.</w:t>
+        <w:t xml:space="preserve">Escala 0-4 según el orden de las opciones listado arriba; reactivo inverso: el valor de reactivo se calcula como 4 menos la respuesta cruda.</w:t>
       </w:r>
     </w:p>
     <w:p>
@@ -436,7 +454,7 @@
         <w:t xml:space="preserve">Reactivos de contraste (par espejo): </w:t>
       </w:r>
       <w:r>
-        <w:t xml:space="preserve">No aplica (las dimensiones Contextuales no tienen par espejo obligatorio, Fase 2 Sección 6).</w:t>
+        <w:t xml:space="preserve">R201 (par espejo 1 de la dimensión)</w:t>
       </w:r>
     </w:p>
     <w:p>
@@ -450,7 +468,7 @@
         <w:spacing w:after="100" w:before="200"/>
       </w:pPr>
       <w:r>
-        <w:t xml:space="preserve">R075 — Creencia en la ineficacia de los sistemas de control</w:t>
+        <w:t xml:space="preserve">R203 — Involucramiento pasado — indicador 2 (Creencia de que los sistemas de control o sanción son poco eficaces.)</w:t>
       </w:r>
     </w:p>
     <w:p>
@@ -465,6 +483,388 @@
         <w:t xml:space="preserve">Tipo de reactivo: </w:t>
       </w:r>
       <w:r>
+        <w:t xml:space="preserve">3-Involucramiento pasado</w:t>
+      </w:r>
+    </w:p>
+    <w:p>
+      <w:pPr>
+        <w:spacing w:after="90"/>
+      </w:pPr>
+      <w:r>
+        <w:rPr>
+          <w:b/>
+          <w:bCs/>
+        </w:rPr>
+        <w:t xml:space="preserve">Indicador conductual (Fase 1): </w:t>
+      </w:r>
+      <w:r>
+        <w:t xml:space="preserve">Creencia de que los sistemas de control o sanción son poco eficaces.</w:t>
+      </w:r>
+    </w:p>
+    <w:p>
+      <w:pPr>
+        <w:spacing w:after="90"/>
+      </w:pPr>
+      <w:r>
+        <w:rPr>
+          <w:b/>
+          <w:bCs/>
+        </w:rPr>
+        <w:t xml:space="preserve">Pregunta completa (variante base): </w:t>
+      </w:r>
+      <w:r>
+        <w:t xml:space="preserve">En tu último año de actividad laboral, ¿cuántas veces pensaste que los sistemas de control o supervisión de tu entorno eran poco eficaces para detectar una conducta deshonesta?</w:t>
+      </w:r>
+    </w:p>
+    <w:p>
+      <w:pPr>
+        <w:spacing w:after="60"/>
+      </w:pPr>
+      <w:r>
+        <w:rPr>
+          <w:b/>
+          <w:bCs/>
+        </w:rPr>
+        <w:t xml:space="preserve">Variantes de redacción (se muestra 1 al azar por aplicación):</w:t>
+      </w:r>
+    </w:p>
+    <w:p>
+      <w:pPr>
+        <w:spacing w:after="60"/>
+        <w:ind w:left="200"/>
+      </w:pPr>
+      <w:r>
+        <w:t xml:space="preserve">Variante 1 (base): En tu último año de actividad laboral, ¿cuántas veces pensaste que los sistemas de control o supervisión de tu entorno eran poco eficaces para detectar una conducta deshonesta?</w:t>
+      </w:r>
+    </w:p>
+    <w:p>
+      <w:pPr>
+        <w:spacing w:after="60"/>
+        <w:ind w:left="200"/>
+      </w:pPr>
+      <w:r>
+        <w:t xml:space="preserve">Variante 2: Pensando en los últimos 12 meses, ¿cuántas veces pensaste que los sistemas de control o supervisión de tu entorno eran poco eficaces para detectar una conducta deshonesta?</w:t>
+      </w:r>
+    </w:p>
+    <w:p>
+      <w:pPr>
+        <w:spacing w:after="60"/>
+        <w:ind w:left="200"/>
+      </w:pPr>
+      <w:r>
+        <w:t xml:space="preserve">Variante 3: ¿Con qué frecuencia, en tu historial reciente, pensaste que los sistemas de control o supervisión de tu entorno eran poco eficaces para detectar una conducta deshonesta?</w:t>
+      </w:r>
+    </w:p>
+    <w:p>
+      <w:pPr>
+        <w:spacing w:after="60"/>
+        <w:ind w:left="200"/>
+      </w:pPr>
+      <w:r>
+        <w:t xml:space="preserve">Variante 4: En el último año, ¿cuántas veces te ha ocurrido que pensaste que los sistemas de control o supervisión de tu entorno eran poco eficaces para detectar una conducta deshonesta?</w:t>
+      </w:r>
+    </w:p>
+    <w:p>
+      <w:pPr>
+        <w:spacing w:after="60"/>
+        <w:ind w:left="200"/>
+      </w:pPr>
+      <w:r>
+        <w:t xml:space="preserve">Variante 5: Durante el último año, ¿cuántas veces pensaste que los sistemas de control o supervisión de tu entorno eran poco eficaces para detectar una conducta deshonesta?</w:t>
+      </w:r>
+    </w:p>
+    <w:p>
+      <w:pPr>
+        <w:spacing w:after="90"/>
+      </w:pPr>
+      <w:r>
+        <w:rPr>
+          <w:b/>
+          <w:bCs/>
+        </w:rPr>
+        <w:t xml:space="preserve">Opciones de respuesta y valor de cada una: </w:t>
+      </w:r>
+      <w:r>
+        <w:t xml:space="preserve">Ninguna vez (0) / Una vez (1) / Pocas veces (2) / Varias veces (3) / Muchas veces o de forma habitual (4)</w:t>
+      </w:r>
+    </w:p>
+    <w:p>
+      <w:pPr>
+        <w:spacing w:after="90"/>
+      </w:pPr>
+      <w:r>
+        <w:rPr>
+          <w:b/>
+          <w:bCs/>
+        </w:rPr>
+        <w:t xml:space="preserve">Dirección: </w:t>
+      </w:r>
+      <w:r>
+        <w:t xml:space="preserve">Directo</w:t>
+      </w:r>
+    </w:p>
+    <w:p>
+      <w:pPr>
+        <w:spacing w:after="90"/>
+      </w:pPr>
+      <w:r>
+        <w:rPr>
+          <w:b/>
+          <w:bCs/>
+        </w:rPr>
+        <w:t xml:space="preserve">Respuesta de menor riesgo: </w:t>
+      </w:r>
+      <w:r>
+        <w:t xml:space="preserve">Ninguna vez (valor 0)</w:t>
+      </w:r>
+    </w:p>
+    <w:p>
+      <w:pPr>
+        <w:spacing w:after="90"/>
+      </w:pPr>
+      <w:r>
+        <w:rPr>
+          <w:b/>
+          <w:bCs/>
+        </w:rPr>
+        <w:t xml:space="preserve">Valor psicométrico (cómo se transforma la respuesta cruda): </w:t>
+      </w:r>
+      <w:r>
+        <w:t xml:space="preserve">Escala 0-4 según el orden de las opciones listado arriba; reactivo directo, sin inversión.</w:t>
+      </w:r>
+    </w:p>
+    <w:p>
+      <w:pPr>
+        <w:spacing w:after="90"/>
+      </w:pPr>
+      <w:r>
+        <w:rPr>
+          <w:b/>
+          <w:bCs/>
+        </w:rPr>
+        <w:t xml:space="preserve">Reactivos de contraste (par espejo): </w:t>
+      </w:r>
+      <w:r>
+        <w:t xml:space="preserve">R204 (par espejo 2 de la dimensión)</w:t>
+      </w:r>
+    </w:p>
+    <w:p>
+      <w:pPr>
+        <w:spacing w:after="100"/>
+      </w:pPr>
+    </w:p>
+    <w:p>
+      <w:pPr>
+        <w:pStyle w:val="Heading3"/>
+        <w:spacing w:after="100" w:before="200"/>
+      </w:pPr>
+      <w:r>
+        <w:t xml:space="preserve">R204 — Escenario/dilema — indicador 2 (Creencia de que los sistemas de control o sanción son poco eficaces.)</w:t>
+      </w:r>
+    </w:p>
+    <w:p>
+      <w:pPr>
+        <w:spacing w:after="90"/>
+      </w:pPr>
+      <w:r>
+        <w:rPr>
+          <w:b/>
+          <w:bCs/>
+        </w:rPr>
+        <w:t xml:space="preserve">Tipo de reactivo: </w:t>
+      </w:r>
+      <w:r>
+        <w:t xml:space="preserve">4-Escenario/dilema</w:t>
+      </w:r>
+    </w:p>
+    <w:p>
+      <w:pPr>
+        <w:spacing w:after="90"/>
+      </w:pPr>
+      <w:r>
+        <w:rPr>
+          <w:b/>
+          <w:bCs/>
+        </w:rPr>
+        <w:t xml:space="preserve">Indicador conductual (Fase 1): </w:t>
+      </w:r>
+      <w:r>
+        <w:t xml:space="preserve">Creencia de que los sistemas de control o sanción son poco eficaces.</w:t>
+      </w:r>
+    </w:p>
+    <w:p>
+      <w:pPr>
+        <w:spacing w:after="90"/>
+      </w:pPr>
+      <w:r>
+        <w:rPr>
+          <w:b/>
+          <w:bCs/>
+        </w:rPr>
+        <w:t xml:space="preserve">Pregunta completa (variante base): </w:t>
+      </w:r>
+      <w:r>
+        <w:t xml:space="preserve">Imagina que sabes que los sistemas de control de un proceso son débiles o poco eficaces. ¿Qué tan probable es que eso influya en tu decisión de actuar de forma deshonesta?</w:t>
+      </w:r>
+    </w:p>
+    <w:p>
+      <w:pPr>
+        <w:spacing w:after="60"/>
+      </w:pPr>
+      <w:r>
+        <w:rPr>
+          <w:b/>
+          <w:bCs/>
+        </w:rPr>
+        <w:t xml:space="preserve">Variantes de redacción (se muestra 1 al azar por aplicación):</w:t>
+      </w:r>
+    </w:p>
+    <w:p>
+      <w:pPr>
+        <w:spacing w:after="60"/>
+        <w:ind w:left="200"/>
+      </w:pPr>
+      <w:r>
+        <w:t xml:space="preserve">Variante 1 (base): Imagina que sabes que los sistemas de control de un proceso son débiles o poco eficaces. ¿Qué tan probable es que eso influya en tu decisión de actuar de forma deshonesta?</w:t>
+      </w:r>
+    </w:p>
+    <w:p>
+      <w:pPr>
+        <w:spacing w:after="60"/>
+        <w:ind w:left="200"/>
+      </w:pPr>
+      <w:r>
+        <w:t xml:space="preserve">Variante 2: Supón que sabes que los sistemas de control de un proceso son débiles o poco eficaces. ¿Qué tan probable es que eso influya en tu decisión de actuar de forma deshonesta?</w:t>
+      </w:r>
+    </w:p>
+    <w:p>
+      <w:pPr>
+        <w:spacing w:after="60"/>
+        <w:ind w:left="200"/>
+      </w:pPr>
+      <w:r>
+        <w:t xml:space="preserve">Variante 3: Piensa en la siguiente situación: sabes que los sistemas de control de un proceso son débiles o poco eficaces. ¿Qué tan probable es que eso influya en tu decisión de actuar de forma deshonesta?</w:t>
+      </w:r>
+    </w:p>
+    <w:p>
+      <w:pPr>
+        <w:spacing w:after="60"/>
+        <w:ind w:left="200"/>
+      </w:pPr>
+      <w:r>
+        <w:t xml:space="preserve">Variante 4: Si te encontraras en esta situación: sabes que los sistemas de control de un proceso son débiles o poco eficaces, ¿qué tan probable es que eso influya en tu decisión de actuar de forma deshonesta?</w:t>
+      </w:r>
+    </w:p>
+    <w:p>
+      <w:pPr>
+        <w:spacing w:after="60"/>
+        <w:ind w:left="200"/>
+      </w:pPr>
+      <w:r>
+        <w:t xml:space="preserve">Variante 5: Sabes que los sistemas de control de un proceso son débiles o poco eficaces. ¿Qué tan probable dirías que es que eso influya en tu decisión de actuar de forma deshonesta?</w:t>
+      </w:r>
+    </w:p>
+    <w:p>
+      <w:pPr>
+        <w:spacing w:after="90"/>
+      </w:pPr>
+      <w:r>
+        <w:rPr>
+          <w:b/>
+          <w:bCs/>
+        </w:rPr>
+        <w:t xml:space="preserve">Opciones de respuesta y valor de cada una: </w:t>
+      </w:r>
+      <w:r>
+        <w:t xml:space="preserve">Nada probable (0) / Poco probable (1) / Algo probable (2) / Muy probable (3)</w:t>
+      </w:r>
+    </w:p>
+    <w:p>
+      <w:pPr>
+        <w:spacing w:after="90"/>
+      </w:pPr>
+      <w:r>
+        <w:rPr>
+          <w:b/>
+          <w:bCs/>
+        </w:rPr>
+        <w:t xml:space="preserve">Dirección: </w:t>
+      </w:r>
+      <w:r>
+        <w:t xml:space="preserve">Directo</w:t>
+      </w:r>
+    </w:p>
+    <w:p>
+      <w:pPr>
+        <w:spacing w:after="90"/>
+      </w:pPr>
+      <w:r>
+        <w:rPr>
+          <w:b/>
+          <w:bCs/>
+        </w:rPr>
+        <w:t xml:space="preserve">Respuesta de menor riesgo: </w:t>
+      </w:r>
+      <w:r>
+        <w:t xml:space="preserve">Nada probable (valor 0)</w:t>
+      </w:r>
+    </w:p>
+    <w:p>
+      <w:pPr>
+        <w:spacing w:after="90"/>
+      </w:pPr>
+      <w:r>
+        <w:rPr>
+          <w:b/>
+          <w:bCs/>
+        </w:rPr>
+        <w:t xml:space="preserve">Valor psicométrico (cómo se transforma la respuesta cruda): </w:t>
+      </w:r>
+      <w:r>
+        <w:t xml:space="preserve">Escala 0-3 según el orden de las opciones listado arriba; reactivo directo, sin inversión.</w:t>
+      </w:r>
+    </w:p>
+    <w:p>
+      <w:pPr>
+        <w:spacing w:after="90"/>
+      </w:pPr>
+      <w:r>
+        <w:rPr>
+          <w:b/>
+          <w:bCs/>
+        </w:rPr>
+        <w:t xml:space="preserve">Reactivos de contraste (par espejo): </w:t>
+      </w:r>
+      <w:r>
+        <w:t xml:space="preserve">R203 (par espejo 2 de la dimensión)</w:t>
+      </w:r>
+    </w:p>
+    <w:p>
+      <w:pPr>
+        <w:spacing w:after="100"/>
+      </w:pPr>
+    </w:p>
+    <w:p>
+      <w:pPr>
+        <w:pStyle w:val="Heading3"/>
+        <w:spacing w:after="100" w:before="200"/>
+      </w:pPr>
+      <w:r>
+        <w:t xml:space="preserve">R205 — Percepción de terceros — indicador 3 (Historial percibido de conductas deshonestas propias sin consecuencias…)</w:t>
+      </w:r>
+    </w:p>
+    <w:p>
+      <w:pPr>
+        <w:spacing w:after="90"/>
+      </w:pPr>
+      <w:r>
+        <w:rPr>
+          <w:b/>
+          <w:bCs/>
+        </w:rPr>
+        <w:t xml:space="preserve">Tipo de reactivo: </w:t>
+      </w:r>
+      <w:r>
         <w:t xml:space="preserve">2-Percepción de terceros</w:t>
       </w:r>
     </w:p>
@@ -480,7 +880,7 @@
         <w:t xml:space="preserve">Indicador conductual (Fase 1): </w:t>
       </w:r>
       <w:r>
-        <w:t xml:space="preserve">Creencia de que los sistemas de control o sanción son poco eficaces.</w:t>
+        <w:t xml:space="preserve">Historial percibido de conductas deshonestas propias sin consecuencias.</w:t>
       </w:r>
     </w:p>
     <w:p>
@@ -525,25 +925,34 @@
         <w:ind w:left="200"/>
       </w:pPr>
       <w:r>
-        <w:t xml:space="preserve">Variante 2: En tu experiencia, ¿qué tan frecuente dirías que es que una auditoría o revisión de tu entorno laboral realmente encuentre algo irregular?</w:t>
-      </w:r>
-    </w:p>
-    <w:p>
-      <w:pPr>
-        <w:spacing w:after="60"/>
-        <w:ind w:left="200"/>
-      </w:pPr>
-      <w:r>
-        <w:t xml:space="preserve">Variante 3: En tu experiencia, ¿qué tan frecuente dirías que es que alguien que se salta una regla en tu entorno termine enfrentando una consecuencia real?</w:t>
-      </w:r>
-    </w:p>
-    <w:p>
-      <w:pPr>
-        <w:spacing w:after="60"/>
-        <w:ind w:left="200"/>
-      </w:pPr>
-      <w:r>
-        <w:t xml:space="preserve">Variante 4: En tu experiencia, ¿qué tan frecuente dirías que es que un error importante en tu entorno laboral pase completamente desapercibido?</w:t>
+        <w:t xml:space="preserve">Variante 2: Pensando en las personas de tu entorno laboral, ¿con qué frecuencia dirías que ocurre que los sistemas de control o supervisión de tu entorno laboral realmente detecten una conducta deshonesta?</w:t>
+      </w:r>
+    </w:p>
+    <w:p>
+      <w:pPr>
+        <w:spacing w:after="60"/>
+        <w:ind w:left="200"/>
+      </w:pPr>
+      <w:r>
+        <w:t xml:space="preserve">Variante 3: ¿Qué tan seguido dirías que observas que los sistemas de control o supervisión de tu entorno laboral realmente detecten una conducta deshonesta?</w:t>
+      </w:r>
+    </w:p>
+    <w:p>
+      <w:pPr>
+        <w:spacing w:after="60"/>
+        <w:ind w:left="200"/>
+      </w:pPr>
+      <w:r>
+        <w:t xml:space="preserve">Variante 4: Según lo que has visto, ¿qué tan común dirías que es que los sistemas de control o supervisión de tu entorno laboral realmente detecten una conducta deshonesta?</w:t>
+      </w:r>
+    </w:p>
+    <w:p>
+      <w:pPr>
+        <w:spacing w:after="60"/>
+        <w:ind w:left="200"/>
+      </w:pPr>
+      <w:r>
+        <w:t xml:space="preserve">Variante 5: En tu entorno, ¿qué tan frecuentemente dirías que sucede que los sistemas de control o supervisión de tu entorno laboral realmente detecten una conducta deshonesta?</w:t>
       </w:r>
     </w:p>
     <w:p>
@@ -558,7 +967,7 @@
         <w:t xml:space="preserve">Opciones de respuesta y valor de cada una: </w:t>
       </w:r>
       <w:r>
-        <w:t xml:space="preserve">Muy frecuente (casi siempre la detectan) (0) / Con cierta frecuencia (1) / Ocasionalmente (2) / Nunca o muy raro (casi nunca la detectan) (3)</w:t>
+        <w:t xml:space="preserve">Nunca o muy raro (0) / Ocasionalmente (1) / Con cierta frecuencia (2) / Muy frecuentemente (3)</w:t>
       </w:r>
     </w:p>
     <w:p>
@@ -588,7 +997,7 @@
         <w:t xml:space="preserve">Respuesta de menor riesgo: </w:t>
       </w:r>
       <w:r>
-        <w:t xml:space="preserve">Muy frecuente (casi siempre la detectan) (valor 0)</w:t>
+        <w:t xml:space="preserve">Nunca o muy raro (valor 0)</w:t>
       </w:r>
     </w:p>
     <w:p>
@@ -618,7 +1027,962 @@
         <w:t xml:space="preserve">Reactivos de contraste (par espejo): </w:t>
       </w:r>
       <w:r>
-        <w:t xml:space="preserve">No aplica (las dimensiones Contextuales no tienen par espejo obligatorio, Fase 2 Sección 6).</w:t>
+        <w:t xml:space="preserve">R206 (par espejo 3 de la dimensión)</w:t>
+      </w:r>
+    </w:p>
+    <w:p>
+      <w:pPr>
+        <w:spacing w:after="100"/>
+      </w:pPr>
+    </w:p>
+    <w:p>
+      <w:pPr>
+        <w:pStyle w:val="Heading3"/>
+        <w:spacing w:after="100" w:before="200"/>
+      </w:pPr>
+      <w:r>
+        <w:t xml:space="preserve">R206 — Opinión/Actitud — indicador 3 (Historial percibido de conductas deshonestas propias sin consecuencias…)</w:t>
+      </w:r>
+    </w:p>
+    <w:p>
+      <w:pPr>
+        <w:spacing w:after="90"/>
+      </w:pPr>
+      <w:r>
+        <w:rPr>
+          <w:b/>
+          <w:bCs/>
+        </w:rPr>
+        <w:t xml:space="preserve">Tipo de reactivo: </w:t>
+      </w:r>
+      <w:r>
+        <w:t xml:space="preserve">1-Opinión/Actitud</w:t>
+      </w:r>
+    </w:p>
+    <w:p>
+      <w:pPr>
+        <w:spacing w:after="90"/>
+      </w:pPr>
+      <w:r>
+        <w:rPr>
+          <w:b/>
+          <w:bCs/>
+        </w:rPr>
+        <w:t xml:space="preserve">Indicador conductual (Fase 1): </w:t>
+      </w:r>
+      <w:r>
+        <w:t xml:space="preserve">Historial percibido de conductas deshonestas propias sin consecuencias.</w:t>
+      </w:r>
+    </w:p>
+    <w:p>
+      <w:pPr>
+        <w:spacing w:after="90"/>
+      </w:pPr>
+      <w:r>
+        <w:rPr>
+          <w:b/>
+          <w:bCs/>
+        </w:rPr>
+        <w:t xml:space="preserve">Pregunta completa (variante base): </w:t>
+      </w:r>
+      <w:r>
+        <w:t xml:space="preserve">¿Qué tan de acuerdo estás con la siguiente idea: "Los sistemas de control que existen en la mayoría de los lugares son, en la práctica, poco efectivos para detectar algo deshonesto"?</w:t>
+      </w:r>
+    </w:p>
+    <w:p>
+      <w:pPr>
+        <w:spacing w:after="60"/>
+      </w:pPr>
+      <w:r>
+        <w:rPr>
+          <w:b/>
+          <w:bCs/>
+        </w:rPr>
+        <w:t xml:space="preserve">Variantes de redacción (se muestra 1 al azar por aplicación):</w:t>
+      </w:r>
+    </w:p>
+    <w:p>
+      <w:pPr>
+        <w:spacing w:after="60"/>
+        <w:ind w:left="200"/>
+      </w:pPr>
+      <w:r>
+        <w:t xml:space="preserve">Variante 1 (base): ¿Qué tan de acuerdo estás con la siguiente idea: "Los sistemas de control que existen en la mayoría de los lugares son, en la práctica, poco efectivos para detectar algo deshonesto"?</w:t>
+      </w:r>
+    </w:p>
+    <w:p>
+      <w:pPr>
+        <w:spacing w:after="60"/>
+        <w:ind w:left="200"/>
+      </w:pPr>
+      <w:r>
+        <w:t xml:space="preserve">Variante 2: En términos generales, ¿qué tan de acuerdo o en desacuerdo estás con esta afirmación: "Los sistemas de control que existen en la mayoría de los lugares son, en la práctica, poco efectivos para detectar algo deshonesto"?</w:t>
+      </w:r>
+    </w:p>
+    <w:p>
+      <w:pPr>
+        <w:spacing w:after="60"/>
+        <w:ind w:left="200"/>
+      </w:pPr>
+      <w:r>
+        <w:t xml:space="preserve">Variante 3: Lee la siguiente frase e indica tu nivel de acuerdo: "Los sistemas de control que existen en la mayoría de los lugares son, en la práctica, poco efectivos para detectar algo deshonesto".</w:t>
+      </w:r>
+    </w:p>
+    <w:p>
+      <w:pPr>
+        <w:spacing w:after="60"/>
+        <w:ind w:left="200"/>
+      </w:pPr>
+      <w:r>
+        <w:t xml:space="preserve">Variante 4: ¿Hasta qué punto compartes esta forma de pensar: "Los sistemas de control que existen en la mayoría de los lugares son, en la práctica, poco efectivos para detectar algo deshonesto"?</w:t>
+      </w:r>
+    </w:p>
+    <w:p>
+      <w:pPr>
+        <w:spacing w:after="60"/>
+        <w:ind w:left="200"/>
+      </w:pPr>
+      <w:r>
+        <w:t xml:space="preserve">Variante 5: Marca qué tan de acuerdo estás con la siguiente idea: "Los sistemas de control que existen en la mayoría de los lugares son, en la práctica, poco efectivos para detectar algo deshonesto".</w:t>
+      </w:r>
+    </w:p>
+    <w:p>
+      <w:pPr>
+        <w:spacing w:after="90"/>
+      </w:pPr>
+      <w:r>
+        <w:rPr>
+          <w:b/>
+          <w:bCs/>
+        </w:rPr>
+        <w:t xml:space="preserve">Opciones de respuesta y valor de cada una: </w:t>
+      </w:r>
+      <w:r>
+        <w:t xml:space="preserve">Totalmente en desacuerdo (0) / En desacuerdo (1) / Algo de acuerdo (2) / De acuerdo (3) / Totalmente de acuerdo (4)</w:t>
+      </w:r>
+    </w:p>
+    <w:p>
+      <w:pPr>
+        <w:spacing w:after="90"/>
+      </w:pPr>
+      <w:r>
+        <w:rPr>
+          <w:b/>
+          <w:bCs/>
+        </w:rPr>
+        <w:t xml:space="preserve">Dirección: </w:t>
+      </w:r>
+      <w:r>
+        <w:t xml:space="preserve">Directo</w:t>
+      </w:r>
+    </w:p>
+    <w:p>
+      <w:pPr>
+        <w:spacing w:after="90"/>
+      </w:pPr>
+      <w:r>
+        <w:rPr>
+          <w:b/>
+          <w:bCs/>
+        </w:rPr>
+        <w:t xml:space="preserve">Respuesta de menor riesgo: </w:t>
+      </w:r>
+      <w:r>
+        <w:t xml:space="preserve">Totalmente en desacuerdo (valor 0)</w:t>
+      </w:r>
+    </w:p>
+    <w:p>
+      <w:pPr>
+        <w:spacing w:after="90"/>
+      </w:pPr>
+      <w:r>
+        <w:rPr>
+          <w:b/>
+          <w:bCs/>
+        </w:rPr>
+        <w:t xml:space="preserve">Valor psicométrico (cómo se transforma la respuesta cruda): </w:t>
+      </w:r>
+      <w:r>
+        <w:t xml:space="preserve">Escala 0-4 según el orden de las opciones listado arriba; reactivo directo, sin inversión.</w:t>
+      </w:r>
+    </w:p>
+    <w:p>
+      <w:pPr>
+        <w:spacing w:after="90"/>
+      </w:pPr>
+      <w:r>
+        <w:rPr>
+          <w:b/>
+          <w:bCs/>
+        </w:rPr>
+        <w:t xml:space="preserve">Reactivos de contraste (par espejo): </w:t>
+      </w:r>
+      <w:r>
+        <w:t xml:space="preserve">R205 (par espejo 3 de la dimensión)</w:t>
+      </w:r>
+    </w:p>
+    <w:p>
+      <w:pPr>
+        <w:spacing w:after="100"/>
+      </w:pPr>
+    </w:p>
+    <w:p>
+      <w:pPr>
+        <w:pStyle w:val="Heading3"/>
+        <w:spacing w:after="100" w:before="200"/>
+      </w:pPr>
+      <w:r>
+        <w:t xml:space="preserve">R207 — Involucramiento pasado — indicador 4 (Disposición a actuar deshonestamente cuando se percibe un bajo riesgo …)</w:t>
+      </w:r>
+    </w:p>
+    <w:p>
+      <w:pPr>
+        <w:spacing w:after="90"/>
+      </w:pPr>
+      <w:r>
+        <w:rPr>
+          <w:b/>
+          <w:bCs/>
+        </w:rPr>
+        <w:t xml:space="preserve">Tipo de reactivo: </w:t>
+      </w:r>
+      <w:r>
+        <w:t xml:space="preserve">3-Involucramiento pasado</w:t>
+      </w:r>
+    </w:p>
+    <w:p>
+      <w:pPr>
+        <w:spacing w:after="90"/>
+      </w:pPr>
+      <w:r>
+        <w:rPr>
+          <w:b/>
+          <w:bCs/>
+        </w:rPr>
+        <w:t xml:space="preserve">Indicador conductual (Fase 1): </w:t>
+      </w:r>
+      <w:r>
+        <w:t xml:space="preserve">Disposición a actuar deshonestamente cuando se percibe un bajo riesgo de sanción.</w:t>
+      </w:r>
+    </w:p>
+    <w:p>
+      <w:pPr>
+        <w:spacing w:after="90"/>
+      </w:pPr>
+      <w:r>
+        <w:rPr>
+          <w:b/>
+          <w:bCs/>
+        </w:rPr>
+        <w:t xml:space="preserve">Pregunta completa (variante base): </w:t>
+      </w:r>
+      <w:r>
+        <w:t xml:space="preserve">En tu último año de actividad laboral, ¿cuántas veces actuaste de forma deshonesta en el pasado y no enfrentaste ninguna consecuencia real por ello?</w:t>
+      </w:r>
+    </w:p>
+    <w:p>
+      <w:pPr>
+        <w:spacing w:after="60"/>
+      </w:pPr>
+      <w:r>
+        <w:rPr>
+          <w:b/>
+          <w:bCs/>
+        </w:rPr>
+        <w:t xml:space="preserve">Variantes de redacción (se muestra 1 al azar por aplicación):</w:t>
+      </w:r>
+    </w:p>
+    <w:p>
+      <w:pPr>
+        <w:spacing w:after="60"/>
+        <w:ind w:left="200"/>
+      </w:pPr>
+      <w:r>
+        <w:t xml:space="preserve">Variante 1 (base): En tu último año de actividad laboral, ¿cuántas veces actuaste de forma deshonesta en el pasado y no enfrentaste ninguna consecuencia real por ello?</w:t>
+      </w:r>
+    </w:p>
+    <w:p>
+      <w:pPr>
+        <w:spacing w:after="60"/>
+        <w:ind w:left="200"/>
+      </w:pPr>
+      <w:r>
+        <w:t xml:space="preserve">Variante 2: Pensando en los últimos 12 meses, ¿cuántas veces actuaste de forma deshonesta en el pasado y no enfrentaste ninguna consecuencia real por ello?</w:t>
+      </w:r>
+    </w:p>
+    <w:p>
+      <w:pPr>
+        <w:spacing w:after="60"/>
+        <w:ind w:left="200"/>
+      </w:pPr>
+      <w:r>
+        <w:t xml:space="preserve">Variante 3: ¿Con qué frecuencia, en tu historial reciente, actuaste de forma deshonesta en el pasado y no enfrentaste ninguna consecuencia real por ello?</w:t>
+      </w:r>
+    </w:p>
+    <w:p>
+      <w:pPr>
+        <w:spacing w:after="60"/>
+        <w:ind w:left="200"/>
+      </w:pPr>
+      <w:r>
+        <w:t xml:space="preserve">Variante 4: En el último año, ¿cuántas veces te ha ocurrido que actuaste de forma deshonesta en el pasado y no enfrentaste ninguna consecuencia real por ello?</w:t>
+      </w:r>
+    </w:p>
+    <w:p>
+      <w:pPr>
+        <w:spacing w:after="60"/>
+        <w:ind w:left="200"/>
+      </w:pPr>
+      <w:r>
+        <w:t xml:space="preserve">Variante 5: Durante el último año, ¿cuántas veces actuaste de forma deshonesta en el pasado y no enfrentaste ninguna consecuencia real por ello?</w:t>
+      </w:r>
+    </w:p>
+    <w:p>
+      <w:pPr>
+        <w:spacing w:after="90"/>
+      </w:pPr>
+      <w:r>
+        <w:rPr>
+          <w:b/>
+          <w:bCs/>
+        </w:rPr>
+        <w:t xml:space="preserve">Opciones de respuesta y valor de cada una: </w:t>
+      </w:r>
+      <w:r>
+        <w:t xml:space="preserve">Ninguna vez (0) / Una vez (1) / Pocas veces (2) / Varias veces (3) / Muchas veces o de forma habitual (4)</w:t>
+      </w:r>
+    </w:p>
+    <w:p>
+      <w:pPr>
+        <w:spacing w:after="90"/>
+      </w:pPr>
+      <w:r>
+        <w:rPr>
+          <w:b/>
+          <w:bCs/>
+        </w:rPr>
+        <w:t xml:space="preserve">Dirección: </w:t>
+      </w:r>
+      <w:r>
+        <w:t xml:space="preserve">Directo</w:t>
+      </w:r>
+    </w:p>
+    <w:p>
+      <w:pPr>
+        <w:spacing w:after="90"/>
+      </w:pPr>
+      <w:r>
+        <w:rPr>
+          <w:b/>
+          <w:bCs/>
+        </w:rPr>
+        <w:t xml:space="preserve">Respuesta de menor riesgo: </w:t>
+      </w:r>
+      <w:r>
+        <w:t xml:space="preserve">Ninguna vez (valor 0)</w:t>
+      </w:r>
+    </w:p>
+    <w:p>
+      <w:pPr>
+        <w:spacing w:after="90"/>
+      </w:pPr>
+      <w:r>
+        <w:rPr>
+          <w:b/>
+          <w:bCs/>
+        </w:rPr>
+        <w:t xml:space="preserve">Valor psicométrico (cómo se transforma la respuesta cruda): </w:t>
+      </w:r>
+      <w:r>
+        <w:t xml:space="preserve">Escala 0-4 según el orden de las opciones listado arriba; reactivo directo, sin inversión.</w:t>
+      </w:r>
+    </w:p>
+    <w:p>
+      <w:pPr>
+        <w:spacing w:after="90"/>
+      </w:pPr>
+      <w:r>
+        <w:rPr>
+          <w:b/>
+          <w:bCs/>
+        </w:rPr>
+        <w:t xml:space="preserve">Reactivos de contraste (par espejo): </w:t>
+      </w:r>
+      <w:r>
+        <w:t xml:space="preserve">R208 (par espejo 4 de la dimensión)</w:t>
+      </w:r>
+    </w:p>
+    <w:p>
+      <w:pPr>
+        <w:spacing w:after="100"/>
+      </w:pPr>
+    </w:p>
+    <w:p>
+      <w:pPr>
+        <w:pStyle w:val="Heading3"/>
+        <w:spacing w:after="100" w:before="200"/>
+      </w:pPr>
+      <w:r>
+        <w:t xml:space="preserve">R208 — Intención futura — indicador 4 (Disposición a actuar deshonestamente cuando se percibe un bajo riesgo …)</w:t>
+      </w:r>
+    </w:p>
+    <w:p>
+      <w:pPr>
+        <w:spacing w:after="90"/>
+      </w:pPr>
+      <w:r>
+        <w:rPr>
+          <w:b/>
+          <w:bCs/>
+        </w:rPr>
+        <w:t xml:space="preserve">Tipo de reactivo: </w:t>
+      </w:r>
+      <w:r>
+        <w:t xml:space="preserve">6-Intención futura</w:t>
+      </w:r>
+    </w:p>
+    <w:p>
+      <w:pPr>
+        <w:spacing w:after="90"/>
+      </w:pPr>
+      <w:r>
+        <w:rPr>
+          <w:b/>
+          <w:bCs/>
+        </w:rPr>
+        <w:t xml:space="preserve">Indicador conductual (Fase 1): </w:t>
+      </w:r>
+      <w:r>
+        <w:t xml:space="preserve">Disposición a actuar deshonestamente cuando se percibe un bajo riesgo de sanción.</w:t>
+      </w:r>
+    </w:p>
+    <w:p>
+      <w:pPr>
+        <w:spacing w:after="90"/>
+      </w:pPr>
+      <w:r>
+        <w:rPr>
+          <w:b/>
+          <w:bCs/>
+        </w:rPr>
+        <w:t xml:space="preserve">Pregunta completa (variante base): </w:t>
+      </w:r>
+      <w:r>
+        <w:t xml:space="preserve">Si tu historial no hubiera tenido ninguna consecuencia por actuar de forma deshonesta en el pasado, ¿qué tan de acuerdo estás con que eso no cambiaría tu disposición a seguir actuando con honestidad?</w:t>
+      </w:r>
+    </w:p>
+    <w:p>
+      <w:pPr>
+        <w:spacing w:after="60"/>
+      </w:pPr>
+      <w:r>
+        <w:rPr>
+          <w:b/>
+          <w:bCs/>
+        </w:rPr>
+        <w:t xml:space="preserve">Variantes de redacción (se muestra 1 al azar por aplicación):</w:t>
+      </w:r>
+    </w:p>
+    <w:p>
+      <w:pPr>
+        <w:spacing w:after="60"/>
+        <w:ind w:left="200"/>
+      </w:pPr>
+      <w:r>
+        <w:t xml:space="preserve">Variante 1 (base): Si tu historial no hubiera tenido ninguna consecuencia por actuar de forma deshonesta en el pasado, ¿qué tan de acuerdo estás con que eso no cambiaría tu disposición a seguir actuando con honestidad?</w:t>
+      </w:r>
+    </w:p>
+    <w:p>
+      <w:pPr>
+        <w:spacing w:after="60"/>
+        <w:ind w:left="200"/>
+      </w:pPr>
+      <w:r>
+        <w:t xml:space="preserve">Variante 2: Imagina que tu historial no hubiera tenido ninguna consecuencia por actuar de forma deshonesta en el pasado. ¿Qué tan de acuerdo estás con que eso no cambiaría tu disposición a seguir actuando con honestidad?</w:t>
+      </w:r>
+    </w:p>
+    <w:p>
+      <w:pPr>
+        <w:spacing w:after="60"/>
+        <w:ind w:left="200"/>
+      </w:pPr>
+      <w:r>
+        <w:t xml:space="preserve">Variante 3: Ante esta situación: tu historial no hubiera tenido ninguna consecuencia por actuar de forma deshonesta en el pasado, ¿qué tan de acuerdo estás con que eso no cambiaría tu disposición a seguir actuando con honestidad?</w:t>
+      </w:r>
+    </w:p>
+    <w:p>
+      <w:pPr>
+        <w:spacing w:after="60"/>
+        <w:ind w:left="200"/>
+      </w:pPr>
+      <w:r>
+        <w:t xml:space="preserve">Variante 4: Supón que tu historial no hubiera tenido ninguna consecuencia por actuar de forma deshonesta en el pasado. ¿Qué tan de acuerdo estás en que eso no cambiaría tu disposición a seguir actuando con honestidad?</w:t>
+      </w:r>
+    </w:p>
+    <w:p>
+      <w:pPr>
+        <w:spacing w:after="60"/>
+        <w:ind w:left="200"/>
+      </w:pPr>
+      <w:r>
+        <w:t xml:space="preserve">Variante 5: Tu historial no hubiera tenido ninguna consecuencia por actuar de forma deshonesta en el pasado. ¿Qué tan de acuerdo estás con que eso no cambiaría tu disposición a seguir actuando con honestidad?</w:t>
+      </w:r>
+    </w:p>
+    <w:p>
+      <w:pPr>
+        <w:spacing w:after="90"/>
+      </w:pPr>
+      <w:r>
+        <w:rPr>
+          <w:b/>
+          <w:bCs/>
+        </w:rPr>
+        <w:t xml:space="preserve">Opciones de respuesta y valor de cada una: </w:t>
+      </w:r>
+      <w:r>
+        <w:t xml:space="preserve">Totalmente en desacuerdo (0) / En desacuerdo (1) / Algo de acuerdo (2) / De acuerdo (3) / Totalmente de acuerdo (4)</w:t>
+      </w:r>
+    </w:p>
+    <w:p>
+      <w:pPr>
+        <w:spacing w:after="90"/>
+      </w:pPr>
+      <w:r>
+        <w:rPr>
+          <w:b/>
+          <w:bCs/>
+        </w:rPr>
+        <w:t xml:space="preserve">Dirección: </w:t>
+      </w:r>
+      <w:r>
+        <w:t xml:space="preserve">Inverso</w:t>
+      </w:r>
+    </w:p>
+    <w:p>
+      <w:pPr>
+        <w:spacing w:after="90"/>
+      </w:pPr>
+      <w:r>
+        <w:rPr>
+          <w:b/>
+          <w:bCs/>
+        </w:rPr>
+        <w:t xml:space="preserve">Respuesta de menor riesgo: </w:t>
+      </w:r>
+      <w:r>
+        <w:t xml:space="preserve">Totalmente de acuerdo (valor 4)</w:t>
+      </w:r>
+    </w:p>
+    <w:p>
+      <w:pPr>
+        <w:spacing w:after="90"/>
+      </w:pPr>
+      <w:r>
+        <w:rPr>
+          <w:b/>
+          <w:bCs/>
+        </w:rPr>
+        <w:t xml:space="preserve">Valor psicométrico (cómo se transforma la respuesta cruda): </w:t>
+      </w:r>
+      <w:r>
+        <w:t xml:space="preserve">Escala 0-4 según el orden de las opciones listado arriba; reactivo inverso: el valor de reactivo se calcula como 4 menos la respuesta cruda.</w:t>
+      </w:r>
+    </w:p>
+    <w:p>
+      <w:pPr>
+        <w:spacing w:after="90"/>
+      </w:pPr>
+      <w:r>
+        <w:rPr>
+          <w:b/>
+          <w:bCs/>
+        </w:rPr>
+        <w:t xml:space="preserve">Reactivos de contraste (par espejo): </w:t>
+      </w:r>
+      <w:r>
+        <w:t xml:space="preserve">R207 (par espejo 4 de la dimensión)</w:t>
+      </w:r>
+    </w:p>
+    <w:p>
+      <w:pPr>
+        <w:spacing w:after="100"/>
+      </w:pPr>
+    </w:p>
+    <w:p>
+      <w:pPr>
+        <w:pStyle w:val="Heading3"/>
+        <w:spacing w:after="100" w:before="200"/>
+      </w:pPr>
+      <w:r>
+        <w:t xml:space="preserve">R209 — Escenario/dilema — indicador 1 (Percepción declarada de baja probabilidad de ser descubierto al actuar…)</w:t>
+      </w:r>
+    </w:p>
+    <w:p>
+      <w:pPr>
+        <w:spacing w:after="90"/>
+      </w:pPr>
+      <w:r>
+        <w:rPr>
+          <w:b/>
+          <w:bCs/>
+        </w:rPr>
+        <w:t xml:space="preserve">Tipo de reactivo: </w:t>
+      </w:r>
+      <w:r>
+        <w:t xml:space="preserve">4-Escenario/dilema</w:t>
+      </w:r>
+    </w:p>
+    <w:p>
+      <w:pPr>
+        <w:spacing w:after="90"/>
+      </w:pPr>
+      <w:r>
+        <w:rPr>
+          <w:b/>
+          <w:bCs/>
+        </w:rPr>
+        <w:t xml:space="preserve">Indicador conductual (Fase 1): </w:t>
+      </w:r>
+      <w:r>
+        <w:t xml:space="preserve">Percepción declarada de baja probabilidad de ser descubierto al actuar deshonestamente.</w:t>
+      </w:r>
+    </w:p>
+    <w:p>
+      <w:pPr>
+        <w:spacing w:after="90"/>
+      </w:pPr>
+      <w:r>
+        <w:rPr>
+          <w:b/>
+          <w:bCs/>
+        </w:rPr>
+        <w:t xml:space="preserve">Pregunta completa (variante base): </w:t>
+      </w:r>
+      <w:r>
+        <w:t xml:space="preserve">Imagina que tienes la oportunidad de actuar de forma deshonesta y estás bastante seguro de que nadie lo va a descubrir. ¿Qué tan probable es que aproveches esa oportunidad?</w:t>
+      </w:r>
+    </w:p>
+    <w:p>
+      <w:pPr>
+        <w:spacing w:after="60"/>
+      </w:pPr>
+      <w:r>
+        <w:rPr>
+          <w:b/>
+          <w:bCs/>
+        </w:rPr>
+        <w:t xml:space="preserve">Variantes de redacción (se muestra 1 al azar por aplicación):</w:t>
+      </w:r>
+    </w:p>
+    <w:p>
+      <w:pPr>
+        <w:spacing w:after="60"/>
+        <w:ind w:left="200"/>
+      </w:pPr>
+      <w:r>
+        <w:t xml:space="preserve">Variante 1 (base): Imagina que tienes la oportunidad de actuar de forma deshonesta y estás bastante seguro de que nadie lo va a descubrir. ¿Qué tan probable es que aproveches esa oportunidad?</w:t>
+      </w:r>
+    </w:p>
+    <w:p>
+      <w:pPr>
+        <w:spacing w:after="60"/>
+        <w:ind w:left="200"/>
+      </w:pPr>
+      <w:r>
+        <w:t xml:space="preserve">Variante 2: Supón que tienes la oportunidad de actuar de forma deshonesta y estás bastante seguro de que nadie lo va a descubrir. ¿Qué tan probable es que aproveches esa oportunidad?</w:t>
+      </w:r>
+    </w:p>
+    <w:p>
+      <w:pPr>
+        <w:spacing w:after="60"/>
+        <w:ind w:left="200"/>
+      </w:pPr>
+      <w:r>
+        <w:t xml:space="preserve">Variante 3: Piensa en la siguiente situación: tienes la oportunidad de actuar de forma deshonesta y estás bastante seguro de que nadie lo va a descubrir. ¿Qué tan probable es que aproveches esa oportunidad?</w:t>
+      </w:r>
+    </w:p>
+    <w:p>
+      <w:pPr>
+        <w:spacing w:after="60"/>
+        <w:ind w:left="200"/>
+      </w:pPr>
+      <w:r>
+        <w:t xml:space="preserve">Variante 4: Si te encontraras en esta situación: tienes la oportunidad de actuar de forma deshonesta y estás bastante seguro de que nadie lo va a descubrir, ¿qué tan probable es que aproveches esa oportunidad?</w:t>
+      </w:r>
+    </w:p>
+    <w:p>
+      <w:pPr>
+        <w:spacing w:after="60"/>
+        <w:ind w:left="200"/>
+      </w:pPr>
+      <w:r>
+        <w:t xml:space="preserve">Variante 5: Tienes la oportunidad de actuar de forma deshonesta y estás bastante seguro de que nadie lo va a descubrir. ¿Qué tan probable dirías que es que aproveches esa oportunidad?</w:t>
+      </w:r>
+    </w:p>
+    <w:p>
+      <w:pPr>
+        <w:spacing w:after="90"/>
+      </w:pPr>
+      <w:r>
+        <w:rPr>
+          <w:b/>
+          <w:bCs/>
+        </w:rPr>
+        <w:t xml:space="preserve">Opciones de respuesta y valor de cada una: </w:t>
+      </w:r>
+      <w:r>
+        <w:t xml:space="preserve">Nada probable (0) / Poco probable (1) / Algo probable (2) / Muy probable (3)</w:t>
+      </w:r>
+    </w:p>
+    <w:p>
+      <w:pPr>
+        <w:spacing w:after="90"/>
+      </w:pPr>
+      <w:r>
+        <w:rPr>
+          <w:b/>
+          <w:bCs/>
+        </w:rPr>
+        <w:t xml:space="preserve">Dirección: </w:t>
+      </w:r>
+      <w:r>
+        <w:t xml:space="preserve">Directo</w:t>
+      </w:r>
+    </w:p>
+    <w:p>
+      <w:pPr>
+        <w:spacing w:after="90"/>
+      </w:pPr>
+      <w:r>
+        <w:rPr>
+          <w:b/>
+          <w:bCs/>
+        </w:rPr>
+        <w:t xml:space="preserve">Respuesta de menor riesgo: </w:t>
+      </w:r>
+      <w:r>
+        <w:t xml:space="preserve">Nada probable (valor 0)</w:t>
+      </w:r>
+    </w:p>
+    <w:p>
+      <w:pPr>
+        <w:spacing w:after="90"/>
+      </w:pPr>
+      <w:r>
+        <w:rPr>
+          <w:b/>
+          <w:bCs/>
+        </w:rPr>
+        <w:t xml:space="preserve">Valor psicométrico (cómo se transforma la respuesta cruda): </w:t>
+      </w:r>
+      <w:r>
+        <w:t xml:space="preserve">Escala 0-3 según el orden de las opciones listado arriba; reactivo directo, sin inversión.</w:t>
+      </w:r>
+    </w:p>
+    <w:p>
+      <w:pPr>
+        <w:spacing w:after="90"/>
+      </w:pPr>
+      <w:r>
+        <w:rPr>
+          <w:b/>
+          <w:bCs/>
+        </w:rPr>
+        <w:t xml:space="preserve">Reactivos de contraste (par espejo): </w:t>
+      </w:r>
+      <w:r>
+        <w:t xml:space="preserve">R210 (par espejo 5 de la dimensión)</w:t>
+      </w:r>
+    </w:p>
+    <w:p>
+      <w:pPr>
+        <w:spacing w:after="100"/>
+      </w:pPr>
+    </w:p>
+    <w:p>
+      <w:pPr>
+        <w:pStyle w:val="Heading3"/>
+        <w:spacing w:after="100" w:before="200"/>
+      </w:pPr>
+      <w:r>
+        <w:t xml:space="preserve">R210 — Percepción de terceros — indicador 1 (Percepción declarada de baja probabilidad de ser descubierto al actuar…)</w:t>
+      </w:r>
+    </w:p>
+    <w:p>
+      <w:pPr>
+        <w:spacing w:after="90"/>
+      </w:pPr>
+      <w:r>
+        <w:rPr>
+          <w:b/>
+          <w:bCs/>
+        </w:rPr>
+        <w:t xml:space="preserve">Tipo de reactivo: </w:t>
+      </w:r>
+      <w:r>
+        <w:t xml:space="preserve">2-Percepción de terceros</w:t>
+      </w:r>
+    </w:p>
+    <w:p>
+      <w:pPr>
+        <w:spacing w:after="90"/>
+      </w:pPr>
+      <w:r>
+        <w:rPr>
+          <w:b/>
+          <w:bCs/>
+        </w:rPr>
+        <w:t xml:space="preserve">Indicador conductual (Fase 1): </w:t>
+      </w:r>
+      <w:r>
+        <w:t xml:space="preserve">Percepción declarada de baja probabilidad de ser descubierto al actuar deshonestamente.</w:t>
+      </w:r>
+    </w:p>
+    <w:p>
+      <w:pPr>
+        <w:spacing w:after="90"/>
+      </w:pPr>
+      <w:r>
+        <w:rPr>
+          <w:b/>
+          <w:bCs/>
+        </w:rPr>
+        <w:t xml:space="preserve">Pregunta completa (variante base): </w:t>
+      </w:r>
+      <w:r>
+        <w:t xml:space="preserve">En tu experiencia, ¿qué tan frecuente dirías que es que las personas de tu entorno actúen de forma deshonesta cuando sienten que el riesgo de ser descubiertas es bajo?</w:t>
+      </w:r>
+    </w:p>
+    <w:p>
+      <w:pPr>
+        <w:spacing w:after="60"/>
+      </w:pPr>
+      <w:r>
+        <w:rPr>
+          <w:b/>
+          <w:bCs/>
+        </w:rPr>
+        <w:t xml:space="preserve">Variantes de redacción (se muestra 1 al azar por aplicación):</w:t>
+      </w:r>
+    </w:p>
+    <w:p>
+      <w:pPr>
+        <w:spacing w:after="60"/>
+        <w:ind w:left="200"/>
+      </w:pPr>
+      <w:r>
+        <w:t xml:space="preserve">Variante 1 (base): En tu experiencia, ¿qué tan frecuente dirías que es que las personas de tu entorno actúen de forma deshonesta cuando sienten que el riesgo de ser descubiertas es bajo?</w:t>
+      </w:r>
+    </w:p>
+    <w:p>
+      <w:pPr>
+        <w:spacing w:after="60"/>
+        <w:ind w:left="200"/>
+      </w:pPr>
+      <w:r>
+        <w:t xml:space="preserve">Variante 2: Pensando en las personas de tu entorno laboral, ¿con qué frecuencia dirías que ocurre que las personas de tu entorno actúen de forma deshonesta cuando sienten que el riesgo de ser descubiertas es bajo?</w:t>
+      </w:r>
+    </w:p>
+    <w:p>
+      <w:pPr>
+        <w:spacing w:after="60"/>
+        <w:ind w:left="200"/>
+      </w:pPr>
+      <w:r>
+        <w:t xml:space="preserve">Variante 3: ¿Qué tan seguido dirías que observas que las personas de tu entorno actúen de forma deshonesta cuando sienten que el riesgo de ser descubiertas es bajo?</w:t>
+      </w:r>
+    </w:p>
+    <w:p>
+      <w:pPr>
+        <w:spacing w:after="60"/>
+        <w:ind w:left="200"/>
+      </w:pPr>
+      <w:r>
+        <w:t xml:space="preserve">Variante 4: Según lo que has visto, ¿qué tan común dirías que es que las personas de tu entorno actúen de forma deshonesta cuando sienten que el riesgo de ser descubiertas es bajo?</w:t>
+      </w:r>
+    </w:p>
+    <w:p>
+      <w:pPr>
+        <w:spacing w:after="60"/>
+        <w:ind w:left="200"/>
+      </w:pPr>
+      <w:r>
+        <w:t xml:space="preserve">Variante 5: En tu entorno, ¿qué tan frecuentemente dirías que sucede que las personas de tu entorno actúen de forma deshonesta cuando sienten que el riesgo de ser descubiertas es bajo?</w:t>
+      </w:r>
+    </w:p>
+    <w:p>
+      <w:pPr>
+        <w:spacing w:after="90"/>
+      </w:pPr>
+      <w:r>
+        <w:rPr>
+          <w:b/>
+          <w:bCs/>
+        </w:rPr>
+        <w:t xml:space="preserve">Opciones de respuesta y valor de cada una: </w:t>
+      </w:r>
+      <w:r>
+        <w:t xml:space="preserve">Nunca o muy raro (0) / Ocasionalmente (1) / Con cierta frecuencia (2) / Muy frecuentemente (3)</w:t>
+      </w:r>
+    </w:p>
+    <w:p>
+      <w:pPr>
+        <w:spacing w:after="90"/>
+      </w:pPr>
+      <w:r>
+        <w:rPr>
+          <w:b/>
+          <w:bCs/>
+        </w:rPr>
+        <w:t xml:space="preserve">Dirección: </w:t>
+      </w:r>
+      <w:r>
+        <w:t xml:space="preserve">Directo</w:t>
+      </w:r>
+    </w:p>
+    <w:p>
+      <w:pPr>
+        <w:spacing w:after="90"/>
+      </w:pPr>
+      <w:r>
+        <w:rPr>
+          <w:b/>
+          <w:bCs/>
+        </w:rPr>
+        <w:t xml:space="preserve">Respuesta de menor riesgo: </w:t>
+      </w:r>
+      <w:r>
+        <w:t xml:space="preserve">Nunca o muy raro (valor 0)</w:t>
+      </w:r>
+    </w:p>
+    <w:p>
+      <w:pPr>
+        <w:spacing w:after="90"/>
+      </w:pPr>
+      <w:r>
+        <w:rPr>
+          <w:b/>
+          <w:bCs/>
+        </w:rPr>
+        <w:t xml:space="preserve">Valor psicométrico (cómo se transforma la respuesta cruda): </w:t>
+      </w:r>
+      <w:r>
+        <w:t xml:space="preserve">Escala 0-3 según el orden de las opciones listado arriba; reactivo directo, sin inversión.</w:t>
+      </w:r>
+    </w:p>
+    <w:p>
+      <w:pPr>
+        <w:spacing w:after="90"/>
+      </w:pPr>
+      <w:r>
+        <w:rPr>
+          <w:b/>
+          <w:bCs/>
+        </w:rPr>
+        <w:t xml:space="preserve">Reactivos de contraste (par espejo): </w:t>
+      </w:r>
+      <w:r>
+        <w:t xml:space="preserve">R209 (par espejo 5 de la dimensión)</w:t>
       </w:r>
     </w:p>
     <w:p>
